--- a/Space_News_19_08_2026.docx
+++ b/Space_News_19_08_2026.docx
@@ -312,7 +312,7 @@
           <w:rFonts w:ascii="Times New Roman" w:hAnsi="Times New Roman"/>
           <w:sz w:val="24"/>
         </w:rPr>
-        <w:t>ISRO Scientist Recruitment 2026: Applications Open for 92 Posts, Check Eligibility and Selection Process Leave a Comment / Daily News Table of Contents - 92 Scientist and Engineer Vacancies Announced - Academic Eligibility for Applicants - Age Limit and Application Fee - Selection Based on GATE Score and Interview - How Candidates Can Apply - Why the Recruitment Matters for Engineering Graduates - Engineering Skills Meet Space Technology - A Career Opportunity Within India's Space Programme The Indian Space Research Organisation (ISRO) has opened applications for 92 Scientist/Engineer 'SC' positions across multiple engineering disciplines, offering qualified candidates an opportunity to build a career with India's premier space research organisation. The recruitment is being conducted through the ISRO Centralised Recruitment Board (ICRB), with candidates required to hold a valid GATE score in the relevant discipline. The recruitment comes at a time when opportunities in space science, engineering and advanced technology are expanding alongside India's growing space programme. For engineering graduates with the required academic qualifications and GATE scores, the vacancies provide an opportunity to enter a highly specialised technical environment. Candidates interested in the posts must complete the online application process by 17th August 2026. Applicants are advised to verify their eligibility and submit their forms well before the deadline rather than waiting until the final day. 92 Scientist and Engineer Vacancies Announced The vacancies have been distributed across several engineering disciplines. Electronics has the highest number of positions, followed by Mechanical and Computer Science. The discipline-wise distribution is: - Electronics: 34 vacancies - Mechanical: 26 vacancies - Computer Science: 13 vacancies - Civil: 10 vacancies - Electrical: 4 vacancies - Refrigeration and Air Conditioning: 2 vacancies - Architecture: 2 vacancies - Civil at PRL: 1 vacancy - Total: 92 vacancies The distribution highlights the range of technical expertise required across ISRO's operations. Engineers from conventional disciplines as well as specialised areas can therefore find opportunities within the recruitment process. Academic Eligibility for Applicants Candidates applying for the Scientist/Engineer 'SC' positions must possess a BE, BTech or equivalent degree in the relevant engineering discipline. Applicants are required to have secured at least 65% aggregate marks or a CGPA of 6.84 on a 10-point scale. Another important requirement is the GATE score. Candidates must have a valid score from either GATE 2025 or GATE 2026 in the corresponding paper. This requirement makes the recruitment particularly relevant for engineering graduates who have recently appeared for the national-level examination. The eligibility criteria are designed to ensure that applicants possess both the required academic foundation and a recognised national-level assessment score before moving to the next stage of recruitment. Age Limit and Application Fee Age is another important criterion that applicants must consider before submitting their forms. Candidates must be 28 years of age or below as on 17th August 2026, subject to the applicable provisions and relaxations specified by ISRO. Candidates belonging to the unreserved category are required to pay an application fee of ₹250. Applicants should carefully review the official notification for applicable provisions before completing the payment and final submission. Since recruitment applications involve document verification at later stages, candidates should ensure that the information entered in the application form matches their educational records and other supporting documents. Selection Based on GATE Score and Interview The selection process combines the candidate's performance in GATE with an interview. According to the recruitment notification, the final merit list will be based on the interview and GATE score. This makes the recruitment particularly important for candidates who have already invested significant preparation in the GATE examination. A strong GATE performance can provide the academic foundation for progressing through the recruitment process, while the interview offers ISRO an opportunity to assess candidates beyond their examination performance. The combination of a national-level examination score and a specialised interview also reflects the technical nature of the positions. Successful candidates are expected to contribute to highly specialised engineering and scientific work within the organisation. How Candidates Can Apply Eligible candidates can complete their applications through the official ISRO recruitment portal. The application process involves several stages, and applicants should carefully follow the instructions provided in the notification. The broad application process includes: - Visiting the official ISRO website and accessing the Careers section - Opening the relevant Scientist/Engineer recruitment notification - Registering with an email ID and mobile number - Entering personal and educational details - Uploading the required documents - Paying the applicable application fee - Submitting the completed application form - Downloading and retaining a copy of the submitted form for future reference Candidates should check every detail before final submission, particularly their educational qualifications, GATE information and personal particulars. Why the Recruitment Matters for Engineering Graduates A Scientist/Engineer position at ISRO represents more than a conventional engineering career. The organisation works across areas involving spacecraft, launch vehicles, satellite systems, electronics, communication, propulsion, remote sensing and other advanced technologies. The recruitment therefore provides qualified engineers with an opportunity to work in an environment where engineering knowledge is applied to complex national space missions. The diversity of disciplines in the latest vacancies also demonstrates that India's space programme requires expertise extending well beyond aerospace engineering alone. For engineering students and recent graduates, the recruitment can also underline the importance of building strong fundamentals alongside preparation for examinations such as GATE. Click below to watch the video. Engineering Skills Meet Space Technology Engineering careers are increasingly extending into specialised sectors such as space technology, satellite systems and advanced research. EducationToday views the ISRO recruitment drive as a notable example of how strong engineering fundamentals, combined with national-level examinations such as GATE, can open pathways into highly specialised careers. The opportunity is particularly relevant for graduates who want to apply their technical knowledge to projects with national significance. It also highlights the growing importance of interdisciplinary engineering capabilities as India's space programme expands into increasingly sophisticated areas of research and technology. For aspiring engineers, such recruitment drives can serve as a reminder that career opportunities are not limited to conventional corporate roles. Public-sector research and technology institutions can also offer pathways into specialised technical work. A Career Opportunity Within India's Space Programme The 92 vacancies offer engineering graduates an opportunity to enter a demanding technical environment and contribute to India's space programme. With recruitment spanning Electronics, Mechanical, Computer Science, Civil, Electrical and other disciplines, the drive reflects the broad engineering expertise required to support complex space missions. For eligible candidates, the immediate priority is to focus on the application deadline. With 17th August 2026 approaching, applicants should verify the eligibility requirements, keep the necessary documents ready, and complete the online registration carefully. The selection process also requires candidates to prepare beyond the application stage. Since the final merit list takes into account both GATE performance and the interview, applicants should be prepared to demonstrate not only academic knowledge but also their understanding of engineering concepts and their suitability for specialised work. The latest recruitment drive provides a significant opportunity for qualified engineering graduates seeking a technically challenging career within India's space sector. Candidates who meet the prescribed requirements should make use of the application window and approach the selection process with careful preparation. 1. How many vacancies are available in ISRO Scientist Recruitment 2026? ISRO has announced 92 vacancies for Scientist/Engineer posts under the 2026 recruitment drive. 2. Who is eligible for ISRO Scientist Recruitment 2026? Eligibility depends on the post and discipline. Candidates generally need the prescribed engineering or relevant technical qualification with the required academic performance specified in the official recruitment notification. 3. What is the age limit for ISRO Scientist/Engineer Recruitment 2026? The age limit varies according to the recruitment notification and applicable category-based relaxations. Candidates should check the official notification before applying. 4. How can candidates apply for ISRO Scientist Recruitment 2026? Eligible candidates can submit their applications online through the official ISRO recruitment portal by completing the form, uploading required documents, and paying the applicable fee, if required. 5. What is the selection process for ISRO Scientist Recruitment 2026? The selection process generally involves shortlisting based on the prescribed criteria, followed by the relevant written test and/or interview, depending on the post and recruitment notification. Post Views: 701 UP Board's Derecognition of 465 Non-Functional Schools Signals a Strong Push for Educational Accountability Daily News</w:t>
+        <w:t>ISRO Scientist Recruitment 2026: Applications Open for 92 Posts, Check Eligibility and Selection Process Leave a Comment / Daily News Table of Contents - 92 Scientist and Engineer Vacancies Announced - Academic Eligibility for Applicants - Age Limit and Application Fee - Selection Based on GATE Score and Interview - How Candidates Can Apply - Why the Recruitment Matters for Engineering Graduates - Engineering Skills Meet Space Technology - A Career Opportunity Within India's Space Programme The Indian Space Research Organisation (ISRO) has opened applications for 92 Scientist/Engineer 'SC' positions across multiple engineering disciplines, offering qualified candidates an opportunity to build a career with India's premier space research organisation. The recruitment is being conducted through the ISRO Centralised Recruitment Board (ICRB), with candidates required to hold a valid GATE score in the relevant discipline. The recruitment comes at a time when opportunities in space science, engineering and advanced technology are expanding alongside India's growing space programme. For engineering graduates with the required academic qualifications and GATE scores, the vacancies provide an opportunity to enter a highly specialised technical environment. Candidates interested in the posts must complete the online application process by 17th August 2026. Applicants are advised to verify their eligibility and submit their forms well before the deadline rather than waiting until the final day. 92 Scientist and Engineer Vacancies Announced The vacancies have been distributed across several engineering disciplines. Electronics has the highest number of positions, followed by Mechanical and Computer Science. The discipline-wise distribution is: - Electronics: 34 vacancies - Mechanical: 26 vacancies - Computer Science: 13 vacancies - Civil: 10 vacancies - Electrical: 4 vacancies - Refrigeration and Air Conditioning: 2 vacancies - Architecture: 2 vacancies - Civil at PRL: 1 vacancy - Total: 92 vacancies The distribution highlights the range of technical expertise required across ISRO's operations. Engineers from conventional disciplines as well as specialised areas can therefore find opportunities within the recruitment process. Academic Eligibility for Applicants Candidates applying for the Scientist/Engineer 'SC' positions must possess a BE, BTech or equivalent degree in the relevant engineering discipline. Applicants are required to have secured at least 65% aggregate marks or a CGPA of 6.84 on a 10-point scale. Another important requirement is the GATE score. Candidates must have a valid score from either GATE 2025 or GATE 2026 in the corresponding paper. This requirement makes the recruitment particularly relevant for engineering graduates who have recently appeared for the national-level examination. The eligibility criteria are designed to ensure that applicants possess both the required academic foundation and a recognised national-level assessment score before moving to the next stage of recruitment. Age Limit and Application Fee Age is another important criterion that applicants must consider before submitting their forms. Candidates must be 28 years of age or below as on 17th August 2026, subject to the applicable provisions and relaxations specified by ISRO. Candidates belonging to the unreserved category are required to pay an application fee of ₹250. Applicants should carefully review the official notification for applicable provisions before completing the payment and final submission. Since recruitment applications involve document verification at later stages, candidates should ensure that the information entered in the application form matches their educational records and other supporting documents. Selection Based on GATE Score and Interview The selection process combines the candidate's performance in GATE with an interview. According to the recruitment notification, the final merit list will be based on the interview and GATE score. This makes the recruitment particularly important for candidates who have already invested significant preparation in the GATE examination. A strong GATE performance can provide the academic foundation for progressing through the recruitment process, while the interview offers ISRO an opportunity to assess candidates beyond their examination performance. The combination of a national-level examination score and a specialised interview also reflects the technical nature of the positions. Successful candidates are expected to contribute to highly specialised engineering and scientific work within the organisation. How Candidates Can Apply Eligible candidates can complete their applications through the official ISRO recruitment portal. The application process involves several stages, and applicants should carefully follow the instructions provided in the notification. The broad application process includes: - Visiting the official ISRO website and accessing the Careers section - Opening the relevant Scientist/Engineer recruitment notification - Registering with an email ID and mobile number - Entering personal and educational details - Uploading the required documents - Paying the applicable application fee - Submitting the completed application form - Downloading and retaining a copy of the submitted form for future reference Candidates should check every detail before final submission, particularly their educational qualifications, GATE information and personal particulars. Why the Recruitment Matters for Engineering Graduates A Scientist/Engineer position at ISRO represents more than a conventional engineering career. The organisation works across areas involving spacecraft, launch vehicles, satellite systems, electronics, communication, propulsion, remote sensing and other advanced technologies. The recruitment therefore provides qualified engineers with an opportunity to work in an environment where engineering knowledge is applied to complex national space missions. The diversity of disciplines in the latest vacancies also demonstrates that India's space programme requires expertise extending well beyond aerospace engineering alone. For engineering students and recent graduates, the recruitment can also underline the importance of building strong fundamentals alongside preparation for examinations such as GATE. Click below to watch the video. Engineering Skills Meet Space Technology Engineering careers are increasingly extending into specialised sectors such as space technology, satellite systems and advanced research. EducationToday views the ISRO recruitment drive as a notable example of how strong engineering fundamentals, combined with national-level examinations such as GATE, can open pathways into highly specialised careers. The opportunity is particularly relevant for graduates who want to apply their technical knowledge to projects with national significance. It also highlights the growing importance of interdisciplinary engineering capabilities as India's space programme expands into increasingly sophisticated areas of research and technology. For aspiring engineers, such recruitment drives can serve as a reminder that career opportunities are not limited to conventional corporate roles. Public-sector research and technology institutions can also offer pathways into specialised technical work. A Career Opportunity Within India's Space Programme The 92 vacancies offer engineering graduates an opportunity to enter a demanding technical environment and contribute to India's space programme. With recruitment spanning Electronics, Mechanical, Computer Science, Civil, Electrical and other disciplines, the drive reflects the broad engineering expertise required to support complex space missions. For eligible candidates, the immediate priority is to focus on the application deadline. With 17th August 2026 approaching, applicants should verify the eligibility requirements, keep the necessary documents ready, and complete the online registration carefully. The selection process also requires candidates to prepare beyond the application stage. Since the final merit list takes into account both GATE performance and the interview, applicants should be prepared to demonstrate not only academic knowledge but also their understanding of engineering concepts and their suitability for specialised work. The latest recruitment drive provides a significant opportunity for qualified engineering graduates seeking a technically challenging career within India's space sector. Candidates who meet the prescribed requirements should make use of the application window and approach the selection process with careful preparation. 1. How many vacancies are available in ISRO Scientist Recruitment 2026? ISRO has announced 92 vacancies for Scientist/Engineer posts under the 2026 recruitment drive. 2. Who is eligible for ISRO Scientist Recruitment 2026? Eligibility depends on the post and discipline. Candidates generally need the prescribed engineering or relevant technical qualification with the required academic performance specified in the official recruitment notification. 3. What is the age limit for ISRO Scientist/Engineer Recruitment 2026? The age limit varies according to the recruitment notification and applicable category-based relaxations. Candidates should check the official notification before applying. 4. How can candidates apply for ISRO Scientist Recruitment 2026? Eligible candidates can submit their applications online through the official ISRO recruitment portal by completing the form, uploading required documents, and paying the applicable fee, if required. 5. What is the selection process for ISRO Scientist Recruitment 2026? The selection process generally involves shortlisting based on the prescribed criteria, followed by the relevant written test and/or interview, depending on the post and recruitment notification. Post Views: 704 UP Board's Derecognition of 465 Non-Functional Schools Signals a Strong Push for Educational Accountability Daily News</w:t>
       </w:r>
     </w:p>
     <w:p>

--- a/Space_News_19_08_2026.docx
+++ b/Space_News_19_08_2026.docx
@@ -312,7 +312,7 @@
           <w:rFonts w:ascii="Times New Roman" w:hAnsi="Times New Roman"/>
           <w:sz w:val="24"/>
         </w:rPr>
-        <w:t>ISRO Scientist Recruitment 2026: Applications Open for 92 Posts, Check Eligibility and Selection Process Leave a Comment / Daily News Table of Contents - 92 Scientist and Engineer Vacancies Announced - Academic Eligibility for Applicants - Age Limit and Application Fee - Selection Based on GATE Score and Interview - How Candidates Can Apply - Why the Recruitment Matters for Engineering Graduates - Engineering Skills Meet Space Technology - A Career Opportunity Within India's Space Programme The Indian Space Research Organisation (ISRO) has opened applications for 92 Scientist/Engineer 'SC' positions across multiple engineering disciplines, offering qualified candidates an opportunity to build a career with India's premier space research organisation. The recruitment is being conducted through the ISRO Centralised Recruitment Board (ICRB), with candidates required to hold a valid GATE score in the relevant discipline. The recruitment comes at a time when opportunities in space science, engineering and advanced technology are expanding alongside India's growing space programme. For engineering graduates with the required academic qualifications and GATE scores, the vacancies provide an opportunity to enter a highly specialised technical environment. Candidates interested in the posts must complete the online application process by 17th August 2026. Applicants are advised to verify their eligibility and submit their forms well before the deadline rather than waiting until the final day. 92 Scientist and Engineer Vacancies Announced The vacancies have been distributed across several engineering disciplines. Electronics has the highest number of positions, followed by Mechanical and Computer Science. The discipline-wise distribution is: - Electronics: 34 vacancies - Mechanical: 26 vacancies - Computer Science: 13 vacancies - Civil: 10 vacancies - Electrical: 4 vacancies - Refrigeration and Air Conditioning: 2 vacancies - Architecture: 2 vacancies - Civil at PRL: 1 vacancy - Total: 92 vacancies The distribution highlights the range of technical expertise required across ISRO's operations. Engineers from conventional disciplines as well as specialised areas can therefore find opportunities within the recruitment process. Academic Eligibility for Applicants Candidates applying for the Scientist/Engineer 'SC' positions must possess a BE, BTech or equivalent degree in the relevant engineering discipline. Applicants are required to have secured at least 65% aggregate marks or a CGPA of 6.84 on a 10-point scale. Another important requirement is the GATE score. Candidates must have a valid score from either GATE 2025 or GATE 2026 in the corresponding paper. This requirement makes the recruitment particularly relevant for engineering graduates who have recently appeared for the national-level examination. The eligibility criteria are designed to ensure that applicants possess both the required academic foundation and a recognised national-level assessment score before moving to the next stage of recruitment. Age Limit and Application Fee Age is another important criterion that applicants must consider before submitting their forms. Candidates must be 28 years of age or below as on 17th August 2026, subject to the applicable provisions and relaxations specified by ISRO. Candidates belonging to the unreserved category are required to pay an application fee of ₹250. Applicants should carefully review the official notification for applicable provisions before completing the payment and final submission. Since recruitment applications involve document verification at later stages, candidates should ensure that the information entered in the application form matches their educational records and other supporting documents. Selection Based on GATE Score and Interview The selection process combines the candidate's performance in GATE with an interview. According to the recruitment notification, the final merit list will be based on the interview and GATE score. This makes the recruitment particularly important for candidates who have already invested significant preparation in the GATE examination. A strong GATE performance can provide the academic foundation for progressing through the recruitment process, while the interview offers ISRO an opportunity to assess candidates beyond their examination performance. The combination of a national-level examination score and a specialised interview also reflects the technical nature of the positions. Successful candidates are expected to contribute to highly specialised engineering and scientific work within the organisation. How Candidates Can Apply Eligible candidates can complete their applications through the official ISRO recruitment portal. The application process involves several stages, and applicants should carefully follow the instructions provided in the notification. The broad application process includes: - Visiting the official ISRO website and accessing the Careers section - Opening the relevant Scientist/Engineer recruitment notification - Registering with an email ID and mobile number - Entering personal and educational details - Uploading the required documents - Paying the applicable application fee - Submitting the completed application form - Downloading and retaining a copy of the submitted form for future reference Candidates should check every detail before final submission, particularly their educational qualifications, GATE information and personal particulars. Why the Recruitment Matters for Engineering Graduates A Scientist/Engineer position at ISRO represents more than a conventional engineering career. The organisation works across areas involving spacecraft, launch vehicles, satellite systems, electronics, communication, propulsion, remote sensing and other advanced technologies. The recruitment therefore provides qualified engineers with an opportunity to work in an environment where engineering knowledge is applied to complex national space missions. The diversity of disciplines in the latest vacancies also demonstrates that India's space programme requires expertise extending well beyond aerospace engineering alone. For engineering students and recent graduates, the recruitment can also underline the importance of building strong fundamentals alongside preparation for examinations such as GATE. Click below to watch the video. Engineering Skills Meet Space Technology Engineering careers are increasingly extending into specialised sectors such as space technology, satellite systems and advanced research. EducationToday views the ISRO recruitment drive as a notable example of how strong engineering fundamentals, combined with national-level examinations such as GATE, can open pathways into highly specialised careers. The opportunity is particularly relevant for graduates who want to apply their technical knowledge to projects with national significance. It also highlights the growing importance of interdisciplinary engineering capabilities as India's space programme expands into increasingly sophisticated areas of research and technology. For aspiring engineers, such recruitment drives can serve as a reminder that career opportunities are not limited to conventional corporate roles. Public-sector research and technology institutions can also offer pathways into specialised technical work. A Career Opportunity Within India's Space Programme The 92 vacancies offer engineering graduates an opportunity to enter a demanding technical environment and contribute to India's space programme. With recruitment spanning Electronics, Mechanical, Computer Science, Civil, Electrical and other disciplines, the drive reflects the broad engineering expertise required to support complex space missions. For eligible candidates, the immediate priority is to focus on the application deadline. With 17th August 2026 approaching, applicants should verify the eligibility requirements, keep the necessary documents ready, and complete the online registration carefully. The selection process also requires candidates to prepare beyond the application stage. Since the final merit list takes into account both GATE performance and the interview, applicants should be prepared to demonstrate not only academic knowledge but also their understanding of engineering concepts and their suitability for specialised work. The latest recruitment drive provides a significant opportunity for qualified engineering graduates seeking a technically challenging career within India's space sector. Candidates who meet the prescribed requirements should make use of the application window and approach the selection process with careful preparation. 1. How many vacancies are available in ISRO Scientist Recruitment 2026? ISRO has announced 92 vacancies for Scientist/Engineer posts under the 2026 recruitment drive. 2. Who is eligible for ISRO Scientist Recruitment 2026? Eligibility depends on the post and discipline. Candidates generally need the prescribed engineering or relevant technical qualification with the required academic performance specified in the official recruitment notification. 3. What is the age limit for ISRO Scientist/Engineer Recruitment 2026? The age limit varies according to the recruitment notification and applicable category-based relaxations. Candidates should check the official notification before applying. 4. How can candidates apply for ISRO Scientist Recruitment 2026? Eligible candidates can submit their applications online through the official ISRO recruitment portal by completing the form, uploading required documents, and paying the applicable fee, if required. 5. What is the selection process for ISRO Scientist Recruitment 2026? The selection process generally involves shortlisting based on the prescribed criteria, followed by the relevant written test and/or interview, depending on the post and recruitment notification. Post Views: 701 UP Board's Derecognition of 465 Non-Functional Schools Signals a Strong Push for Educational Accountability Daily News</w:t>
+        <w:t>ISRO Scientist Recruitment 2026: Applications Open for 92 Posts, Check Eligibility and Selection Process Leave a Comment / Daily News Table of Contents - 92 Scientist and Engineer Vacancies Announced - Academic Eligibility for Applicants - Age Limit and Application Fee - Selection Based on GATE Score and Interview - How Candidates Can Apply - Why the Recruitment Matters for Engineering Graduates - Engineering Skills Meet Space Technology - A Career Opportunity Within India's Space Programme The Indian Space Research Organisation (ISRO) has opened applications for 92 Scientist/Engineer 'SC' positions across multiple engineering disciplines, offering qualified candidates an opportunity to build a career with India's premier space research organisation. The recruitment is being conducted through the ISRO Centralised Recruitment Board (ICRB), with candidates required to hold a valid GATE score in the relevant discipline. The recruitment comes at a time when opportunities in space science, engineering and advanced technology are expanding alongside India's growing space programme. For engineering graduates with the required academic qualifications and GATE scores, the vacancies provide an opportunity to enter a highly specialised technical environment. Candidates interested in the posts must complete the online application process by 17th August 2026. Applicants are advised to verify their eligibility and submit their forms well before the deadline rather than waiting until the final day. 92 Scientist and Engineer Vacancies Announced The vacancies have been distributed across several engineering disciplines. Electronics has the highest number of positions, followed by Mechanical and Computer Science. The discipline-wise distribution is: - Electronics: 34 vacancies - Mechanical: 26 vacancies - Computer Science: 13 vacancies - Civil: 10 vacancies - Electrical: 4 vacancies - Refrigeration and Air Conditioning: 2 vacancies - Architecture: 2 vacancies - Civil at PRL: 1 vacancy - Total: 92 vacancies The distribution highlights the range of technical expertise required across ISRO's operations. Engineers from conventional disciplines as well as specialised areas can therefore find opportunities within the recruitment process. Academic Eligibility for Applicants Candidates applying for the Scientist/Engineer 'SC' positions must possess a BE, BTech or equivalent degree in the relevant engineering discipline. Applicants are required to have secured at least 65% aggregate marks or a CGPA of 6.84 on a 10-point scale. Another important requirement is the GATE score. Candidates must have a valid score from either GATE 2025 or GATE 2026 in the corresponding paper. This requirement makes the recruitment particularly relevant for engineering graduates who have recently appeared for the national-level examination. The eligibility criteria are designed to ensure that applicants possess both the required academic foundation and a recognised national-level assessment score before moving to the next stage of recruitment. Age Limit and Application Fee Age is another important criterion that applicants must consider before submitting their forms. Candidates must be 28 years of age or below as on 17th August 2026, subject to the applicable provisions and relaxations specified by ISRO. Candidates belonging to the unreserved category are required to pay an application fee of ₹250. Applicants should carefully review the official notification for applicable provisions before completing the payment and final submission. Since recruitment applications involve document verification at later stages, candidates should ensure that the information entered in the application form matches their educational records and other supporting documents. Selection Based on GATE Score and Interview The selection process combines the candidate's performance in GATE with an interview. According to the recruitment notification, the final merit list will be based on the interview and GATE score. This makes the recruitment particularly important for candidates who have already invested significant preparation in the GATE examination. A strong GATE performance can provide the academic foundation for progressing through the recruitment process, while the interview offers ISRO an opportunity to assess candidates beyond their examination performance. The combination of a national-level examination score and a specialised interview also reflects the technical nature of the positions. Successful candidates are expected to contribute to highly specialised engineering and scientific work within the organisation. How Candidates Can Apply Eligible candidates can complete their applications through the official ISRO recruitment portal. The application process involves several stages, and applicants should carefully follow the instructions provided in the notification. The broad application process includes: - Visiting the official ISRO website and accessing the Careers section - Opening the relevant Scientist/Engineer recruitment notification - Registering with an email ID and mobile number - Entering personal and educational details - Uploading the required documents - Paying the applicable application fee - Submitting the completed application form - Downloading and retaining a copy of the submitted form for future reference Candidates should check every detail before final submission, particularly their educational qualifications, GATE information and personal particulars. Why the Recruitment Matters for Engineering Graduates A Scientist/Engineer position at ISRO represents more than a conventional engineering career. The organisation works across areas involving spacecraft, launch vehicles, satellite systems, electronics, communication, propulsion, remote sensing and other advanced technologies. The recruitment therefore provides qualified engineers with an opportunity to work in an environment where engineering knowledge is applied to complex national space missions. The diversity of disciplines in the latest vacancies also demonstrates that India's space programme requires expertise extending well beyond aerospace engineering alone. For engineering students and recent graduates, the recruitment can also underline the importance of building strong fundamentals alongside preparation for examinations such as GATE. Click below to watch the video. Engineering Skills Meet Space Technology Engineering careers are increasingly extending into specialised sectors such as space technology, satellite systems and advanced research. EducationToday views the ISRO recruitment drive as a notable example of how strong engineering fundamentals, combined with national-level examinations such as GATE, can open pathways into highly specialised careers. The opportunity is particularly relevant for graduates who want to apply their technical knowledge to projects with national significance. It also highlights the growing importance of interdisciplinary engineering capabilities as India's space programme expands into increasingly sophisticated areas of research and technology. For aspiring engineers, such recruitment drives can serve as a reminder that career opportunities are not limited to conventional corporate roles. Public-sector research and technology institutions can also offer pathways into specialised technical work. A Career Opportunity Within India's Space Programme The 92 vacancies offer engineering graduates an opportunity to enter a demanding technical environment and contribute to India's space programme. With recruitment spanning Electronics, Mechanical, Computer Science, Civil, Electrical and other disciplines, the drive reflects the broad engineering expertise required to support complex space missions. For eligible candidates, the immediate priority is to focus on the application deadline. With 17th August 2026 approaching, applicants should verify the eligibility requirements, keep the necessary documents ready, and complete the online registration carefully. The selection process also requires candidates to prepare beyond the application stage. Since the final merit list takes into account both GATE performance and the interview, applicants should be prepared to demonstrate not only academic knowledge but also their understanding of engineering concepts and their suitability for specialised work. The latest recruitment drive provides a significant opportunity for qualified engineering graduates seeking a technically challenging career within India's space sector. Candidates who meet the prescribed requirements should make use of the application window and approach the selection process with careful preparation. 1. How many vacancies are available in ISRO Scientist Recruitment 2026? ISRO has announced 92 vacancies for Scientist/Engineer posts under the 2026 recruitment drive. 2. Who is eligible for ISRO Scientist Recruitment 2026? Eligibility depends on the post and discipline. Candidates generally need the prescribed engineering or relevant technical qualification with the required academic performance specified in the official recruitment notification. 3. What is the age limit for ISRO Scientist/Engineer Recruitment 2026? The age limit varies according to the recruitment notification and applicable category-based relaxations. Candidates should check the official notification before applying. 4. How can candidates apply for ISRO Scientist Recruitment 2026? Eligible candidates can submit their applications online through the official ISRO recruitment portal by completing the form, uploading required documents, and paying the applicable fee, if required. 5. What is the selection process for ISRO Scientist Recruitment 2026? The selection process generally involves shortlisting based on the prescribed criteria, followed by the relevant written test and/or interview, depending on the post and recruitment notification. Post Views: 706 UP Board's Derecognition of 465 Non-Functional Schools Signals a Strong Push for Educational Accountability Daily News</w:t>
       </w:r>
     </w:p>
     <w:p>
